--- a/example_articles/occupations/Manufacturing and Industrial Jobs/1.occupations_Manufacturing and Industrial Jobs_New_York_Times.docx
+++ b/example_articles/occupations/Manufacturing and Industrial Jobs/1.occupations_Manufacturing and Industrial Jobs_New_York_Times.docx
@@ -27,17 +27,17 @@
     </w:p>
     <w:p>
       <w:r>
-        <w:t>Source File: NYT/48.DOCX</w:t>
+        <w:t>Source file: NYT/48.DOCX</w:t>
       </w:r>
     </w:p>
     <w:p>
       <w:r>
-        <w:t>Raw locations result: ['Massachusetts']</w:t>
+        <w:t>Raw occupations result, 'occupations': ['Manufacturing and Industrial Jobs']</w:t>
       </w:r>
     </w:p>
     <w:p>
       <w:r>
-        <w:t>occupations_stand_flat (Standardized): Manufacturing and Industrial Jobs</w:t>
+        <w:t>Standardized occupations result, 'occupations_stand_flat': Manufacturing and Industrial Jobs</w:t>
       </w:r>
     </w:p>
     <w:p>
